--- a/transcripts/The IT Crowd/Transcript files/TIC-02-25-Lee Payne.docx
+++ b/transcripts/The IT Crowd/Transcript files/TIC-02-25-Lee Payne.docx
@@ -17,11 +17,20 @@
       <w:pPr>
         <w:pStyle w:val="Title"/>
       </w:pPr>
-      <w:r>
-        <w:rPr>
-          <w:lang w:val="en-US"/>
-        </w:rPr>
-        <w:t>https://open.spotify.com/episode/55JX83OYL2aIf7RHpibIcF?si=902c771eef8e464c</w:t>
+      <w:hyperlink r:id="Rdfbcee03731f46c2">
+        <w:r>
+          <w:rPr>
+            <w:rStyle w:val="Hyperlink"/>
+            <w:lang w:val="en-US"/>
+          </w:rPr>
+          <w:t>https://open.spotify.com/episode/55JX83OYL2aIf7RHpibIcF?si=902c771eef8e464c</w:t>
+        </w:r>
+      </w:hyperlink>
+      <w:r>
+        <w:rPr>
+          <w:lang w:val="en-US"/>
+        </w:rPr>
+        <w:t xml:space="preserve"> </w:t>
       </w:r>
     </w:p>
     <w:p xmlns:wp14="http://schemas.microsoft.com/office/word/2010/wordml" wp14:textId="77777777">
